--- a/az/scientists/CV/Word/Ahmedoglu_Shahin_CV_AZ.docx
+++ b/az/scientists/CV/Word/Ahmedoglu_Shahin_CV_AZ.docx
@@ -2081,25 +2081,23 @@
           <w:sz w:val="21"/>
           <w:szCs w:val="21"/>
         </w:rPr>
-        <w:t>5. 2021</w:t>
-      </w:r>
-      <w:r>
-        <w:rPr>
-          <w:rFonts w:ascii="Times New Roman" w:cs="Times New Roman" w:eastAsia="Times New Roman" w:hAnsi="Times New Roman"/>
-          <w:b/>
-          <w:bCs/>
-          <w:sz w:val="21"/>
-          <w:szCs w:val="21"/>
-        </w:rPr>
-        <w:t>Ş. Ahmetoğlu</w:t>
-      </w:r>
-      <w:r>
-        <w:rPr>
-          <w:rFonts w:ascii="Times New Roman" w:cs="Times New Roman" w:eastAsia="Times New Roman" w:hAnsi="Times New Roman"/>
-          <w:sz w:val="21"/>
-          <w:szCs w:val="21"/>
-        </w:rPr>
-        <w:t>. . Ss. 56-71. “Kacarlar Dönemi Dinî-Mezhebî Hareketler.” Modern İran Tarihi- Kaçar Hanedanı’ndan İslam Devrimi’ne. Ed. Osman Karacan. İstanbul: Selenge Yayınları, 2021. Ss. 519</w:t>
+        <w:t>5. 2021Ş. Ahmetoğlu. Ss. 56-71. “Kacarlar Dönemi Dinî-Mezhebî Hareketler.” Modern İran Tarihi- Kaçar Hanedanı’ndan İslam Devrimi’ne. Ed. Osman Karacan. İstanbul: Selenge Yayınları, 2021. Ss. 519</w:t>
+      </w:r>
+      <w:r>
+        <w:rPr>
+          <w:rFonts w:ascii="Times New Roman" w:cs="Times New Roman" w:eastAsia="Times New Roman" w:hAnsi="Times New Roman"/>
+          <w:b/>
+          <w:bCs/>
+          <w:sz w:val="21"/>
+          <w:szCs w:val="21"/>
+        </w:rPr>
+      </w:r>
+      <w:r>
+        <w:rPr>
+          <w:rFonts w:ascii="Times New Roman" w:cs="Times New Roman" w:eastAsia="Times New Roman" w:hAnsi="Times New Roman"/>
+          <w:sz w:val="21"/>
+          <w:szCs w:val="21"/>
+        </w:rPr>
       </w:r>
     </w:p>
     <w:p>
